--- a/legal_docs/07_外部理性溝通公開說明版.docx
+++ b/legal_docs/07_外部理性溝通公開說明版.docx
@@ -4,178 +4,111 @@
   <w:body>
     <w:p>
       <w:pPr>
-        <w:spacing w:after="240" w:before="0"/>
+        <w:spacing w:before="240" w:after="120"/>
       </w:pPr>
       <w:r>
         <w:rPr>
-          <w:rFonts w:ascii="PingFang TC" w:hAnsi="PingFang TC"/>
           <w:b/>
-          <w:color w:val="A83212"/>
-          <w:sz w:val="36"/>
+          <w:color w:val="0F172A"/>
+          <w:sz w:val="32"/>
         </w:rPr>
-        <w:t>富宇大境（A2 區）管理範圍權責優化公開說明（理性中性版）</w:t>
+        <w:t>富宇大境（A2 區）管理範圍權責優化方案公開說明（理性中性版）</w:t>
       </w:r>
     </w:p>
     <w:p>
-      <w:pPr>
-        <w:spacing w:after="120" w:line="312" w:lineRule="auto"/>
-      </w:pPr>
+      <w:r/>
       <w:r>
         <w:rPr>
-          <w:rFonts w:ascii="PingFang TC" w:hAnsi="PingFang TC"/>
-          <w:color w:val="2D3748"/>
-          <w:sz w:val="20"/>
-        </w:rPr>
-        <w:t># 富宇大境（A2 區）管理範圍權責優化方案公開說明（理性中性版）</w:t>
-      </w:r>
-    </w:p>
-    <w:p>
-      <w:pPr>
-        <w:spacing w:after="120" w:line="312" w:lineRule="auto"/>
-      </w:pPr>
-      <w:r>
-        <w:rPr>
-          <w:rFonts w:ascii="PingFang TC" w:hAnsi="PingFang TC"/>
-          <w:color w:val="2D3748"/>
-          <w:sz w:val="20"/>
+          <w:b/>
         </w:rPr>
         <w:t>親愛的富宇大地社區鄰里先進：</w:t>
       </w:r>
+      <w:r/>
     </w:p>
     <w:p>
-      <w:pPr>
-        <w:spacing w:after="120" w:line="312" w:lineRule="auto"/>
-      </w:pPr>
       <w:r>
-        <w:rPr>
-          <w:rFonts w:ascii="PingFang TC" w:hAnsi="PingFang TC"/>
-          <w:color w:val="2D3748"/>
-          <w:sz w:val="20"/>
-        </w:rPr>
         <w:t>我們是坐落於龍社路 593 至 603 號（A2 區）的 6 戶透天住戶。富宇大地於民國 115 年 5 月完成多區合併報備以來，管委會為照顧跨區廣大住戶付出了莫大心力。</w:t>
       </w:r>
     </w:p>
     <w:p>
-      <w:pPr>
-        <w:spacing w:after="120" w:line="312" w:lineRule="auto"/>
-      </w:pPr>
       <w:r>
-        <w:rPr>
-          <w:rFonts w:ascii="PingFang TC" w:hAnsi="PingFang TC"/>
-          <w:color w:val="2D3748"/>
-          <w:sz w:val="20"/>
-        </w:rPr>
         <w:t>考量本區 6 戶位處整體基地最外緣，直接面臨公有計畫道路龍社路，出入交通直接銜接市區幹道，未使用內部封閉巷道；水電管線與排污皆各自獨立；日常生活垃圾亦長年在門前等候市府公有清潔隊清運，並未享有內部收費子母車與封閉公設資源。為了讓社區資源配置更加合理、降低管委會外側巡查之民事責任，我們本於《公寓大廈管理條例》第 53 條的精神，誠意向管委會提出「管理範圍調整」之溝通提案：</w:t>
       </w:r>
     </w:p>
     <w:p>
-      <w:pPr>
-        <w:spacing w:before="200" w:after="80"/>
-      </w:pPr>
       <w:r>
-        <w:rPr>
-          <w:rFonts w:ascii="PingFang TC" w:hAnsi="PingFang TC"/>
-          <w:b/>
-          <w:color w:val="D97706"/>
-          <w:sz w:val="24"/>
-        </w:rPr>
-        <w:t>💡 本方案為全體 235 戶鄰居帶來的實質效益</w:t>
+        <w:t>#### 💡 本方案為全體 235 戶鄰居帶來的實質效益</w:t>
       </w:r>
     </w:p>
     <w:p>
-      <w:pPr>
-        <w:spacing w:after="120" w:line="312" w:lineRule="auto"/>
-      </w:pPr>
+      <w:r>
+        <w:t xml:space="preserve">1. </w:t>
+      </w:r>
       <w:r>
         <w:rPr>
-          <w:rFonts w:ascii="PingFang TC" w:hAnsi="PingFang TC"/>
-          <w:color w:val="2D3748"/>
-          <w:sz w:val="20"/>
+          <w:b/>
         </w:rPr>
-        <w:t>1. 物業管理責任聚焦：免除管委會保全跨越公有道路龍社路巡查外側透天的負擔，管理動線徹底收斂於封閉社區內部。</w:t>
+        <w:t>物業管理責任聚焦</w:t>
+      </w:r>
+      <w:r>
+        <w:t>：免除管委會保全跨越公有道路龍社路巡查外側透天的負擔，管理動線徹底收斂於封閉社區內部。</w:t>
       </w:r>
     </w:p>
     <w:p>
-      <w:pPr>
-        <w:spacing w:after="120" w:line="312" w:lineRule="auto"/>
-      </w:pPr>
+      <w:r>
+        <w:t xml:space="preserve">2. </w:t>
+      </w:r>
       <w:r>
         <w:rPr>
-          <w:rFonts w:ascii="PingFang TC" w:hAnsi="PingFang TC"/>
-          <w:color w:val="2D3748"/>
-          <w:sz w:val="20"/>
+          <w:b/>
         </w:rPr>
-        <w:t>2. 公設資源完整回饋：A2 住戶簽署正式切結書，永久放棄使用內部垃圾子母車，內部子母車容量 100% 完整保留供內部 235 戶使用。</w:t>
+        <w:t>公設資源完整回饋</w:t>
+      </w:r>
+      <w:r>
+        <w:t>：A2 住戶簽署正式切結書，永久放棄使用內部垃圾子母車，內部子母車容量 100% 完整保留供內部 235 戶使用。</w:t>
       </w:r>
     </w:p>
     <w:p>
-      <w:pPr>
-        <w:spacing w:after="120" w:line="312" w:lineRule="auto"/>
-      </w:pPr>
+      <w:r>
+        <w:t xml:space="preserve">3. </w:t>
+      </w:r>
       <w:r>
         <w:rPr>
-          <w:rFonts w:ascii="PingFang TC" w:hAnsi="PingFang TC"/>
-          <w:color w:val="2D3748"/>
-          <w:sz w:val="20"/>
+          <w:b/>
         </w:rPr>
-        <w:t>3. 大社區基金零衝擊：A2 專款原本即由管委會於新光銀行單獨開立專單定存保管，移交純屬專款專案結算，大社區既有數百萬營運老本毫髮無傷。</w:t>
+        <w:t>大社區基金零衝擊</w:t>
+      </w:r>
+      <w:r>
+        <w:t>：A2 專款原本即由管委會於新光銀行單獨開立專單定存保管，移交純屬專款專案結算，大社區既有數百萬營運老本毫髮無傷。</w:t>
       </w:r>
     </w:p>
     <w:p>
-      <w:pPr>
-        <w:spacing w:before="200" w:after="80"/>
-      </w:pPr>
       <w:r>
-        <w:rPr>
-          <w:rFonts w:ascii="PingFang TC" w:hAnsi="PingFang TC"/>
-          <w:b/>
-          <w:color w:val="D97706"/>
-          <w:sz w:val="24"/>
-        </w:rPr>
-        <w:t>📋 依法推動之正規法律程序</w:t>
+        <w:t>#### 📋 依法推動之正規法律程序</w:t>
       </w:r>
     </w:p>
     <w:p>
-      <w:pPr>
-        <w:spacing w:after="120" w:line="312" w:lineRule="auto"/>
-      </w:pPr>
       <w:r>
-        <w:rPr>
-          <w:rFonts w:ascii="PingFang TC" w:hAnsi="PingFang TC"/>
-          <w:color w:val="2D3748"/>
-          <w:sz w:val="20"/>
-        </w:rPr>
         <w:t>本案絕非住戶單方片面主張，我們完全遵循法令制度推動：</w:t>
       </w:r>
     </w:p>
     <w:p>
-      <w:pPr>
-        <w:spacing w:after="120" w:line="312" w:lineRule="auto"/>
-      </w:pPr>
+      <w:r/>
       <w:r>
         <w:rPr>
-          <w:rFonts w:ascii="PingFang TC" w:hAnsi="PingFang TC"/>
-          <w:color w:val="2D3748"/>
-          <w:sz w:val="20"/>
+          <w:b/>
         </w:rPr>
         <w:t>【住戶共識連署】 ➔ 【向市府調處委員會申請協商】 ➔ 【協助排入區分所有權人會議特別決議】 ➔ 【主管機關完成變更報備】 ➔ 【專款專戶移交】</w:t>
       </w:r>
+      <w:r/>
     </w:p>
     <w:p>
-      <w:pPr>
-        <w:spacing w:after="120" w:line="312" w:lineRule="auto"/>
-      </w:pPr>
       <w:r>
-        <w:rPr>
-          <w:rFonts w:ascii="PingFang TC" w:hAnsi="PingFang TC"/>
-          <w:color w:val="2D3748"/>
-          <w:sz w:val="20"/>
-        </w:rPr>
         <w:t>本區於完成變更後，將回歸一般獨立透天之自律生活，不另成立管委會，相關款項將存入 6 戶共同設立之專款共管專戶，專門用於門前公共路燈照明等必要維護。我們期待在充分溝通、理性依法、互利雙贏的基礎上，與管委會及全體鄰居共同促成社區管理體質的良性優化！</w:t>
       </w:r>
     </w:p>
     <w:sectPr>
-      <w:pgSz w:w="11909" w:h="16834"/>
+      <w:pgSz w:w="12240" w:h="15840"/>
       <w:pgMar w:top="1152" w:right="1152" w:bottom="1152" w:left="1152" w:header="720" w:footer="720" w:gutter="0"/>
       <w:cols w:space="720"/>
       <w:docGrid w:linePitch="360"/>
@@ -547,6 +480,14 @@
     <w:name w:val="Normal"/>
     <w:qFormat/>
     <w:rsid w:val="00FC693F"/>
+    <w:pPr>
+      <w:spacing w:line="324" w:lineRule="auto" w:after="80"/>
+    </w:pPr>
+    <w:rPr>
+      <w:rFonts w:ascii="Microsoft JhengHei" w:hAnsi="Microsoft JhengHei"/>
+      <w:color w:val="1E293B"/>
+      <w:sz w:val="22"/>
+    </w:rPr>
   </w:style>
   <w:style w:type="paragraph" w:styleId="Header">
     <w:name w:val="header"/>
